--- a/templates/certificate_template.docx
+++ b/templates/certificate_template.docx
@@ -321,7 +321,7 @@
           <w:sz w:val="34"/>
           <w:szCs w:val="34"/>
         </w:rPr>
-        <w:t>in the period {{START}} - {{END}} 2026 within the project:</w:t>
+        <w:t>in the period {{START}} - {{END}} within the project:</w:t>
       </w:r>
     </w:p>
     <w:p>
@@ -867,7 +867,6 @@
           <w:szCs w:val="20"/>
           <w:highlight w:val="white"/>
         </w:rPr>
-        <w:lastRenderedPageBreak/>
         <w:t xml:space="preserve">Date:  </w:t>
       </w:r>
       <w:r>
@@ -1413,7 +1412,8 @@
       </w:tblGrid>
       <w:tr>
         <w:trPr>
-          <w:trHeight w:val="7159"/>
+          <w:trHeight w:val="7159" w:hRule="auto"/>
+          <w:cantSplit/>
         </w:trPr>
         <w:tc>
           <w:tcPr>
@@ -1430,7 +1430,7 @@
               <w:bottom w:w="0" w:type="dxa"/>
               <w:right w:w="115" w:type="dxa"/>
             </w:tcMar>
-            <w:vAlign w:val="center"/>
+            <w:vAlign w:val="top"/>
           </w:tcPr>
           <w:p>
             <w:pPr>
@@ -1796,7 +1796,7 @@
               <w:bottom w:w="0" w:type="dxa"/>
               <w:right w:w="115" w:type="dxa"/>
             </w:tcMar>
-            <w:vAlign w:val="center"/>
+            <w:vAlign w:val="top"/>
           </w:tcPr>
           <w:p>
             <w:pPr>

--- a/templates/certificate_template.docx
+++ b/templates/certificate_template.docx
@@ -1412,7 +1412,6 @@
       </w:tblGrid>
       <w:tr>
         <w:trPr>
-          <w:trHeight w:val="7159" w:hRule="auto"/>
           <w:cantSplit/>
         </w:trPr>
         <w:tc>
@@ -1430,7 +1429,6 @@
               <w:bottom w:w="0" w:type="dxa"/>
               <w:right w:w="115" w:type="dxa"/>
             </w:tcMar>
-            <w:vAlign w:val="top"/>
           </w:tcPr>
           <w:p>
             <w:pPr>
@@ -1796,7 +1794,6 @@
               <w:bottom w:w="0" w:type="dxa"/>
               <w:right w:w="115" w:type="dxa"/>
             </w:tcMar>
-            <w:vAlign w:val="top"/>
           </w:tcPr>
           <w:p>
             <w:pPr>
@@ -1819,25 +1816,6 @@
                 <w:highlight w:val="white"/>
               </w:rPr>
               <w:t>Job-related knowledge, skills &amp; competences  </w:t>
-            </w:r>
-          </w:p>
-          <w:p>
-            <w:pPr>
-              <w:rPr>
-                <w:rFonts w:ascii="Calibri" w:eastAsia="Calibri" w:hAnsi="Calibri" w:cs="Calibri"/>
-                <w:sz w:val="20"/>
-                <w:szCs w:val="20"/>
-                <w:highlight w:val="white"/>
-              </w:rPr>
-            </w:pPr>
-            <w:r>
-              <w:rPr>
-                <w:rFonts w:ascii="Calibri" w:eastAsia="Calibri" w:hAnsi="Calibri" w:cs="Calibri"/>
-                <w:sz w:val="20"/>
-                <w:szCs w:val="20"/>
-                <w:highlight w:val="white"/>
-              </w:rPr>
-              <w:t>Trainee:</w:t>
             </w:r>
           </w:p>
           <w:p>

--- a/templates/certificate_template.docx
+++ b/templates/certificate_template.docx
@@ -232,6 +232,7 @@
           <w:rFonts w:ascii="Calibri" w:eastAsia="Calibri" w:hAnsi="Calibri" w:cs="Calibri"/>
         </w:rPr>
       </w:pPr>
+      <w:proofErr w:type="spellStart"/>
       <w:r>
         <w:rPr>
           <w:rFonts w:ascii="Calibri" w:eastAsia="Calibri" w:hAnsi="Calibri" w:cs="Calibri"/>
@@ -240,7 +241,18 @@
           <w:sz w:val="30"/>
           <w:szCs w:val="30"/>
         </w:rPr>
-        <w:t>WakeUp Projects</w:t>
+        <w:t>WakeUp</w:t>
+      </w:r>
+      <w:proofErr w:type="spellEnd"/>
+      <w:r>
+        <w:rPr>
+          <w:rFonts w:ascii="Calibri" w:eastAsia="Calibri" w:hAnsi="Calibri" w:cs="Calibri"/>
+          <w:b/>
+          <w:bCs/>
+          <w:sz w:val="30"/>
+          <w:szCs w:val="30"/>
+        </w:rPr>
+        <w:t xml:space="preserve"> Projects</w:t>
       </w:r>
     </w:p>
     <w:p>
@@ -259,7 +271,43 @@
           <w:sz w:val="26"/>
           <w:szCs w:val="26"/>
         </w:rPr>
-        <w:t xml:space="preserve">Rua Combatentes da Grande Guerra, Número 1, 4.º esq, </w:t>
+        <w:t xml:space="preserve">Rua </w:t>
+      </w:r>
+      <w:proofErr w:type="spellStart"/>
+      <w:r>
+        <w:rPr>
+          <w:rFonts w:ascii="Calibri" w:eastAsia="Calibri" w:hAnsi="Calibri" w:cs="Calibri"/>
+          <w:sz w:val="26"/>
+          <w:szCs w:val="26"/>
+        </w:rPr>
+        <w:t>Combatentes</w:t>
+      </w:r>
+      <w:proofErr w:type="spellEnd"/>
+      <w:r>
+        <w:rPr>
+          <w:rFonts w:ascii="Calibri" w:eastAsia="Calibri" w:hAnsi="Calibri" w:cs="Calibri"/>
+          <w:sz w:val="26"/>
+          <w:szCs w:val="26"/>
+        </w:rPr>
+        <w:t xml:space="preserve"> da Grande Guerra, </w:t>
+      </w:r>
+      <w:proofErr w:type="spellStart"/>
+      <w:r>
+        <w:rPr>
+          <w:rFonts w:ascii="Calibri" w:eastAsia="Calibri" w:hAnsi="Calibri" w:cs="Calibri"/>
+          <w:sz w:val="26"/>
+          <w:szCs w:val="26"/>
+        </w:rPr>
+        <w:t>Número</w:t>
+      </w:r>
+      <w:proofErr w:type="spellEnd"/>
+      <w:r>
+        <w:rPr>
+          <w:rFonts w:ascii="Calibri" w:eastAsia="Calibri" w:hAnsi="Calibri" w:cs="Calibri"/>
+          <w:sz w:val="26"/>
+          <w:szCs w:val="26"/>
+        </w:rPr>
+        <w:t xml:space="preserve"> 1, 4.º esq, </w:t>
       </w:r>
     </w:p>
     <w:p>
@@ -1348,7 +1396,27 @@
                 <w:szCs w:val="20"/>
                 <w:highlight w:val="white"/>
               </w:rPr>
-              <w:t>- {{detailed_tasks}}</w:t>
+              <w:t>{{</w:t>
+            </w:r>
+            <w:proofErr w:type="spellStart"/>
+            <w:r>
+              <w:rPr>
+                <w:rFonts w:ascii="Calibri" w:eastAsia="Calibri" w:hAnsi="Calibri" w:cs="Calibri"/>
+                <w:sz w:val="20"/>
+                <w:szCs w:val="20"/>
+                <w:highlight w:val="white"/>
+              </w:rPr>
+              <w:t>detailed_tasks</w:t>
+            </w:r>
+            <w:proofErr w:type="spellEnd"/>
+            <w:r>
+              <w:rPr>
+                <w:rFonts w:ascii="Calibri" w:eastAsia="Calibri" w:hAnsi="Calibri" w:cs="Calibri"/>
+                <w:sz w:val="20"/>
+                <w:szCs w:val="20"/>
+                <w:highlight w:val="white"/>
+              </w:rPr>
+              <w:t>}}</w:t>
             </w:r>
           </w:p>
         </w:tc>
@@ -1834,7 +1902,27 @@
                 <w:szCs w:val="20"/>
                 <w:highlight w:val="white"/>
               </w:rPr>
-              <w:t>-{{job_related_competences}}</w:t>
+              <w:t>{{</w:t>
+            </w:r>
+            <w:proofErr w:type="spellStart"/>
+            <w:r>
+              <w:rPr>
+                <w:rFonts w:ascii="Calibri" w:eastAsia="Calibri" w:hAnsi="Calibri" w:cs="Calibri"/>
+                <w:sz w:val="20"/>
+                <w:szCs w:val="20"/>
+                <w:highlight w:val="white"/>
+              </w:rPr>
+              <w:t>job_related_competences</w:t>
+            </w:r>
+            <w:proofErr w:type="spellEnd"/>
+            <w:r>
+              <w:rPr>
+                <w:rFonts w:ascii="Calibri" w:eastAsia="Calibri" w:hAnsi="Calibri" w:cs="Calibri"/>
+                <w:sz w:val="20"/>
+                <w:szCs w:val="20"/>
+                <w:highlight w:val="white"/>
+              </w:rPr>
+              <w:t>}}</w:t>
             </w:r>
           </w:p>
           <w:p>

--- a/templates/certificate_template.docx
+++ b/templates/certificate_template.docx
@@ -232,7 +232,6 @@
           <w:rFonts w:ascii="Calibri" w:eastAsia="Calibri" w:hAnsi="Calibri" w:cs="Calibri"/>
         </w:rPr>
       </w:pPr>
-      <w:proofErr w:type="spellStart"/>
       <w:r>
         <w:rPr>
           <w:rFonts w:ascii="Calibri" w:eastAsia="Calibri" w:hAnsi="Calibri" w:cs="Calibri"/>
@@ -241,18 +240,7 @@
           <w:sz w:val="30"/>
           <w:szCs w:val="30"/>
         </w:rPr>
-        <w:t>WakeUp</w:t>
-      </w:r>
-      <w:proofErr w:type="spellEnd"/>
-      <w:r>
-        <w:rPr>
-          <w:rFonts w:ascii="Calibri" w:eastAsia="Calibri" w:hAnsi="Calibri" w:cs="Calibri"/>
-          <w:b/>
-          <w:bCs/>
-          <w:sz w:val="30"/>
-          <w:szCs w:val="30"/>
-        </w:rPr>
-        <w:t xml:space="preserve"> Projects</w:t>
+        <w:t>WakeUp Projects</w:t>
       </w:r>
     </w:p>
     <w:p>
@@ -271,43 +259,7 @@
           <w:sz w:val="26"/>
           <w:szCs w:val="26"/>
         </w:rPr>
-        <w:t xml:space="preserve">Rua </w:t>
-      </w:r>
-      <w:proofErr w:type="spellStart"/>
-      <w:r>
-        <w:rPr>
-          <w:rFonts w:ascii="Calibri" w:eastAsia="Calibri" w:hAnsi="Calibri" w:cs="Calibri"/>
-          <w:sz w:val="26"/>
-          <w:szCs w:val="26"/>
-        </w:rPr>
-        <w:t>Combatentes</w:t>
-      </w:r>
-      <w:proofErr w:type="spellEnd"/>
-      <w:r>
-        <w:rPr>
-          <w:rFonts w:ascii="Calibri" w:eastAsia="Calibri" w:hAnsi="Calibri" w:cs="Calibri"/>
-          <w:sz w:val="26"/>
-          <w:szCs w:val="26"/>
-        </w:rPr>
-        <w:t xml:space="preserve"> da Grande Guerra, </w:t>
-      </w:r>
-      <w:proofErr w:type="spellStart"/>
-      <w:r>
-        <w:rPr>
-          <w:rFonts w:ascii="Calibri" w:eastAsia="Calibri" w:hAnsi="Calibri" w:cs="Calibri"/>
-          <w:sz w:val="26"/>
-          <w:szCs w:val="26"/>
-        </w:rPr>
-        <w:t>Número</w:t>
-      </w:r>
-      <w:proofErr w:type="spellEnd"/>
-      <w:r>
-        <w:rPr>
-          <w:rFonts w:ascii="Calibri" w:eastAsia="Calibri" w:hAnsi="Calibri" w:cs="Calibri"/>
-          <w:sz w:val="26"/>
-          <w:szCs w:val="26"/>
-        </w:rPr>
-        <w:t xml:space="preserve"> 1, 4.º esq, </w:t>
+        <w:t xml:space="preserve">Rua Combatentes da Grande Guerra, Número 1, 4.º esq, </w:t>
       </w:r>
     </w:p>
     <w:p>
@@ -915,7 +867,17 @@
           <w:szCs w:val="20"/>
           <w:highlight w:val="white"/>
         </w:rPr>
-        <w:t xml:space="preserve">Date:  </w:t>
+        <w:t>Date</w:t>
+      </w:r>
+      <w:proofErr w:type="gramStart"/>
+      <w:r>
+        <w:rPr>
+          <w:rFonts w:ascii="Calibri" w:eastAsia="Calibri" w:hAnsi="Calibri" w:cs="Calibri"/>
+          <w:sz w:val="20"/>
+          <w:szCs w:val="20"/>
+          <w:highlight w:val="white"/>
+        </w:rPr>
+        <w:t xml:space="preserve">:  </w:t>
       </w:r>
       <w:r>
         <w:rPr>
@@ -923,7 +885,16 @@
           <w:sz w:val="20"/>
           <w:szCs w:val="20"/>
         </w:rPr>
-        <w:t xml:space="preserve">{{END}} </w:t>
+        <w:t>{</w:t>
+      </w:r>
+      <w:proofErr w:type="gramEnd"/>
+      <w:r>
+        <w:rPr>
+          <w:rFonts w:ascii="Calibri" w:eastAsia="Calibri" w:hAnsi="Calibri" w:cs="Calibri"/>
+          <w:sz w:val="20"/>
+          <w:szCs w:val="20"/>
+        </w:rPr>
+        <w:t xml:space="preserve">{END}} </w:t>
       </w:r>
       <w:r>
         <w:br w:type="page"/>
@@ -935,8 +906,8 @@
         <w:jc w:val="center"/>
         <w:rPr>
           <w:rFonts w:ascii="Times New Roman" w:eastAsia="Times New Roman" w:hAnsi="Times New Roman" w:cs="Times New Roman"/>
-          <w:sz w:val="20"/>
-          <w:szCs w:val="20"/>
+          <w:sz w:val="18"/>
+          <w:szCs w:val="18"/>
           <w:highlight w:val="white"/>
         </w:rPr>
       </w:pPr>
@@ -1000,8 +971,8 @@
                 <w:rFonts w:ascii="Calibri" w:eastAsia="Calibri" w:hAnsi="Calibri" w:cs="Calibri"/>
                 <w:b/>
                 <w:bCs/>
-                <w:sz w:val="20"/>
-                <w:szCs w:val="20"/>
+                <w:sz w:val="18"/>
+                <w:szCs w:val="18"/>
                 <w:highlight w:val="white"/>
               </w:rPr>
             </w:pPr>
@@ -1011,8 +982,8 @@
               <w:spacing w:line="240" w:lineRule="auto"/>
               <w:rPr>
                 <w:rFonts w:ascii="Times New Roman" w:eastAsia="Times New Roman" w:hAnsi="Times New Roman" w:cs="Times New Roman"/>
-                <w:sz w:val="20"/>
-                <w:szCs w:val="20"/>
+                <w:sz w:val="19"/>
+                <w:szCs w:val="19"/>
                 <w:highlight w:val="white"/>
               </w:rPr>
             </w:pPr>
@@ -1021,8 +992,8 @@
                 <w:rFonts w:ascii="Calibri" w:eastAsia="Calibri" w:hAnsi="Calibri" w:cs="Calibri"/>
                 <w:b/>
                 <w:bCs/>
-                <w:sz w:val="20"/>
-                <w:szCs w:val="20"/>
+                <w:sz w:val="19"/>
+                <w:szCs w:val="19"/>
                 <w:highlight w:val="white"/>
               </w:rPr>
               <w:t>General tasks of the trainee </w:t>
@@ -1033,16 +1004,16 @@
               <w:spacing w:line="240" w:lineRule="auto"/>
               <w:rPr>
                 <w:rFonts w:ascii="Times New Roman" w:eastAsia="Times New Roman" w:hAnsi="Times New Roman" w:cs="Times New Roman"/>
-                <w:sz w:val="20"/>
-                <w:szCs w:val="20"/>
-                <w:highlight w:val="white"/>
-              </w:rPr>
-            </w:pPr>
-            <w:r>
-              <w:rPr>
-                <w:rFonts w:ascii="Calibri" w:eastAsia="Calibri" w:hAnsi="Calibri" w:cs="Calibri"/>
-                <w:sz w:val="20"/>
-                <w:szCs w:val="20"/>
+                <w:sz w:val="19"/>
+                <w:szCs w:val="19"/>
+                <w:highlight w:val="white"/>
+              </w:rPr>
+            </w:pPr>
+            <w:r>
+              <w:rPr>
+                <w:rFonts w:ascii="Calibri" w:eastAsia="Calibri" w:hAnsi="Calibri" w:cs="Calibri"/>
+                <w:sz w:val="19"/>
+                <w:szCs w:val="19"/>
                 <w:highlight w:val="white"/>
               </w:rPr>
               <w:t>- Active participation in the cultural and language program</w:t>
@@ -1053,16 +1024,16 @@
               <w:spacing w:line="240" w:lineRule="auto"/>
               <w:rPr>
                 <w:rFonts w:ascii="Times New Roman" w:eastAsia="Times New Roman" w:hAnsi="Times New Roman" w:cs="Times New Roman"/>
-                <w:sz w:val="20"/>
-                <w:szCs w:val="20"/>
-                <w:highlight w:val="white"/>
-              </w:rPr>
-            </w:pPr>
-            <w:r>
-              <w:rPr>
-                <w:rFonts w:ascii="Calibri" w:eastAsia="Calibri" w:hAnsi="Calibri" w:cs="Calibri"/>
-                <w:sz w:val="20"/>
-                <w:szCs w:val="20"/>
+                <w:sz w:val="19"/>
+                <w:szCs w:val="19"/>
+                <w:highlight w:val="white"/>
+              </w:rPr>
+            </w:pPr>
+            <w:r>
+              <w:rPr>
+                <w:rFonts w:ascii="Calibri" w:eastAsia="Calibri" w:hAnsi="Calibri" w:cs="Calibri"/>
+                <w:sz w:val="19"/>
+                <w:szCs w:val="19"/>
                 <w:highlight w:val="white"/>
               </w:rPr>
               <w:t>- Completing the internship diary and project documents</w:t>
@@ -1073,16 +1044,16 @@
               <w:spacing w:line="240" w:lineRule="auto"/>
               <w:rPr>
                 <w:rFonts w:ascii="Times New Roman" w:eastAsia="Times New Roman" w:hAnsi="Times New Roman" w:cs="Times New Roman"/>
-                <w:sz w:val="20"/>
-                <w:szCs w:val="20"/>
-                <w:highlight w:val="white"/>
-              </w:rPr>
-            </w:pPr>
-            <w:r>
-              <w:rPr>
-                <w:rFonts w:ascii="Calibri" w:eastAsia="Calibri" w:hAnsi="Calibri" w:cs="Calibri"/>
-                <w:sz w:val="20"/>
-                <w:szCs w:val="20"/>
+                <w:sz w:val="19"/>
+                <w:szCs w:val="19"/>
+                <w:highlight w:val="white"/>
+              </w:rPr>
+            </w:pPr>
+            <w:r>
+              <w:rPr>
+                <w:rFonts w:ascii="Calibri" w:eastAsia="Calibri" w:hAnsi="Calibri" w:cs="Calibri"/>
+                <w:sz w:val="19"/>
+                <w:szCs w:val="19"/>
                 <w:highlight w:val="white"/>
               </w:rPr>
               <w:t>- Collecting and disseminating project materials (photos, reports, opinions, etc.)</w:t>
@@ -1093,16 +1064,16 @@
               <w:spacing w:line="240" w:lineRule="auto"/>
               <w:rPr>
                 <w:rFonts w:ascii="Times New Roman" w:eastAsia="Times New Roman" w:hAnsi="Times New Roman" w:cs="Times New Roman"/>
-                <w:sz w:val="20"/>
-                <w:szCs w:val="20"/>
-                <w:highlight w:val="white"/>
-              </w:rPr>
-            </w:pPr>
-            <w:r>
-              <w:rPr>
-                <w:rFonts w:ascii="Calibri" w:eastAsia="Calibri" w:hAnsi="Calibri" w:cs="Calibri"/>
-                <w:sz w:val="20"/>
-                <w:szCs w:val="20"/>
+                <w:sz w:val="19"/>
+                <w:szCs w:val="19"/>
+                <w:highlight w:val="white"/>
+              </w:rPr>
+            </w:pPr>
+            <w:r>
+              <w:rPr>
+                <w:rFonts w:ascii="Calibri" w:eastAsia="Calibri" w:hAnsi="Calibri" w:cs="Calibri"/>
+                <w:sz w:val="19"/>
+                <w:szCs w:val="19"/>
                 <w:highlight w:val="white"/>
               </w:rPr>
               <w:t>- Maintaining the accommodation in order </w:t>
@@ -1113,16 +1084,16 @@
               <w:spacing w:line="240" w:lineRule="auto"/>
               <w:rPr>
                 <w:rFonts w:ascii="Times New Roman" w:eastAsia="Times New Roman" w:hAnsi="Times New Roman" w:cs="Times New Roman"/>
-                <w:sz w:val="20"/>
-                <w:szCs w:val="20"/>
-                <w:highlight w:val="white"/>
-              </w:rPr>
-            </w:pPr>
-            <w:r>
-              <w:rPr>
-                <w:rFonts w:ascii="Calibri" w:eastAsia="Calibri" w:hAnsi="Calibri" w:cs="Calibri"/>
-                <w:sz w:val="20"/>
-                <w:szCs w:val="20"/>
+                <w:sz w:val="19"/>
+                <w:szCs w:val="19"/>
+                <w:highlight w:val="white"/>
+              </w:rPr>
+            </w:pPr>
+            <w:r>
+              <w:rPr>
+                <w:rFonts w:ascii="Calibri" w:eastAsia="Calibri" w:hAnsi="Calibri" w:cs="Calibri"/>
+                <w:sz w:val="19"/>
+                <w:szCs w:val="19"/>
                 <w:highlight w:val="white"/>
               </w:rPr>
               <w:t>- Compliance with the rules applicable to mobility participants</w:t>
@@ -1133,16 +1104,16 @@
               <w:spacing w:line="240" w:lineRule="auto"/>
               <w:rPr>
                 <w:rFonts w:ascii="Times New Roman" w:eastAsia="Times New Roman" w:hAnsi="Times New Roman" w:cs="Times New Roman"/>
-                <w:sz w:val="20"/>
-                <w:szCs w:val="20"/>
-                <w:highlight w:val="white"/>
-              </w:rPr>
-            </w:pPr>
-            <w:r>
-              <w:rPr>
-                <w:rFonts w:ascii="Calibri" w:eastAsia="Calibri" w:hAnsi="Calibri" w:cs="Calibri"/>
-                <w:sz w:val="20"/>
-                <w:szCs w:val="20"/>
+                <w:sz w:val="19"/>
+                <w:szCs w:val="19"/>
+                <w:highlight w:val="white"/>
+              </w:rPr>
+            </w:pPr>
+            <w:r>
+              <w:rPr>
+                <w:rFonts w:ascii="Calibri" w:eastAsia="Calibri" w:hAnsi="Calibri" w:cs="Calibri"/>
+                <w:sz w:val="19"/>
+                <w:szCs w:val="19"/>
                 <w:highlight w:val="white"/>
               </w:rPr>
               <w:t>- Use of language skills at work and in the free time</w:t>
@@ -1153,8 +1124,8 @@
               <w:spacing w:line="240" w:lineRule="auto"/>
               <w:rPr>
                 <w:rFonts w:ascii="Times New Roman" w:eastAsia="Times New Roman" w:hAnsi="Times New Roman" w:cs="Times New Roman"/>
-                <w:sz w:val="20"/>
-                <w:szCs w:val="20"/>
+                <w:sz w:val="19"/>
+                <w:szCs w:val="19"/>
                 <w:highlight w:val="white"/>
               </w:rPr>
             </w:pPr>
@@ -1164,8 +1135,8 @@
               <w:spacing w:line="240" w:lineRule="auto"/>
               <w:rPr>
                 <w:rFonts w:ascii="Times New Roman" w:eastAsia="Times New Roman" w:hAnsi="Times New Roman" w:cs="Times New Roman"/>
-                <w:sz w:val="20"/>
-                <w:szCs w:val="20"/>
+                <w:sz w:val="19"/>
+                <w:szCs w:val="19"/>
                 <w:highlight w:val="white"/>
               </w:rPr>
             </w:pPr>
@@ -1174,8 +1145,8 @@
                 <w:rFonts w:ascii="Calibri" w:eastAsia="Calibri" w:hAnsi="Calibri" w:cs="Calibri"/>
                 <w:b/>
                 <w:bCs/>
-                <w:sz w:val="20"/>
-                <w:szCs w:val="20"/>
+                <w:sz w:val="19"/>
+                <w:szCs w:val="19"/>
                 <w:highlight w:val="white"/>
               </w:rPr>
               <w:t>Tasks carried out at the Host organisation </w:t>
@@ -1186,8 +1157,8 @@
               <w:spacing w:line="240" w:lineRule="auto"/>
               <w:rPr>
                 <w:rFonts w:ascii="Times New Roman" w:eastAsia="Times New Roman" w:hAnsi="Times New Roman" w:cs="Times New Roman"/>
-                <w:sz w:val="20"/>
-                <w:szCs w:val="20"/>
+                <w:sz w:val="19"/>
+                <w:szCs w:val="19"/>
                 <w:highlight w:val="white"/>
               </w:rPr>
             </w:pPr>
@@ -1196,8 +1167,8 @@
                 <w:rFonts w:ascii="Calibri" w:eastAsia="Calibri" w:hAnsi="Calibri" w:cs="Calibri"/>
                 <w:b/>
                 <w:bCs/>
-                <w:sz w:val="20"/>
-                <w:szCs w:val="20"/>
+                <w:sz w:val="19"/>
+                <w:szCs w:val="19"/>
                 <w:highlight w:val="white"/>
               </w:rPr>
               <w:t>General tasks</w:t>
@@ -1208,16 +1179,16 @@
               <w:spacing w:line="240" w:lineRule="auto"/>
               <w:rPr>
                 <w:rFonts w:ascii="Times New Roman" w:eastAsia="Times New Roman" w:hAnsi="Times New Roman" w:cs="Times New Roman"/>
-                <w:sz w:val="20"/>
-                <w:szCs w:val="20"/>
-                <w:highlight w:val="white"/>
-              </w:rPr>
-            </w:pPr>
-            <w:r>
-              <w:rPr>
-                <w:rFonts w:ascii="Calibri" w:eastAsia="Calibri" w:hAnsi="Calibri" w:cs="Calibri"/>
-                <w:sz w:val="20"/>
-                <w:szCs w:val="20"/>
+                <w:sz w:val="19"/>
+                <w:szCs w:val="19"/>
+                <w:highlight w:val="white"/>
+              </w:rPr>
+            </w:pPr>
+            <w:r>
+              <w:rPr>
+                <w:rFonts w:ascii="Calibri" w:eastAsia="Calibri" w:hAnsi="Calibri" w:cs="Calibri"/>
+                <w:sz w:val="19"/>
+                <w:szCs w:val="19"/>
                 <w:highlight w:val="white"/>
               </w:rPr>
               <w:t>- Compliance with the principles of occupational health and safety</w:t>
@@ -1228,16 +1199,16 @@
               <w:spacing w:line="240" w:lineRule="auto"/>
               <w:rPr>
                 <w:rFonts w:ascii="Times New Roman" w:eastAsia="Times New Roman" w:hAnsi="Times New Roman" w:cs="Times New Roman"/>
-                <w:sz w:val="20"/>
-                <w:szCs w:val="20"/>
-                <w:highlight w:val="white"/>
-              </w:rPr>
-            </w:pPr>
-            <w:r>
-              <w:rPr>
-                <w:rFonts w:ascii="Calibri" w:eastAsia="Calibri" w:hAnsi="Calibri" w:cs="Calibri"/>
-                <w:sz w:val="20"/>
-                <w:szCs w:val="20"/>
+                <w:sz w:val="19"/>
+                <w:szCs w:val="19"/>
+                <w:highlight w:val="white"/>
+              </w:rPr>
+            </w:pPr>
+            <w:r>
+              <w:rPr>
+                <w:rFonts w:ascii="Calibri" w:eastAsia="Calibri" w:hAnsi="Calibri" w:cs="Calibri"/>
+                <w:sz w:val="19"/>
+                <w:szCs w:val="19"/>
                 <w:highlight w:val="white"/>
               </w:rPr>
               <w:t>- Familiarization and application of the principles of work organisation in the enterprise</w:t>
@@ -1248,16 +1219,16 @@
               <w:spacing w:line="240" w:lineRule="auto"/>
               <w:rPr>
                 <w:rFonts w:ascii="Times New Roman" w:eastAsia="Times New Roman" w:hAnsi="Times New Roman" w:cs="Times New Roman"/>
-                <w:sz w:val="20"/>
-                <w:szCs w:val="20"/>
-                <w:highlight w:val="white"/>
-              </w:rPr>
-            </w:pPr>
-            <w:r>
-              <w:rPr>
-                <w:rFonts w:ascii="Calibri" w:eastAsia="Calibri" w:hAnsi="Calibri" w:cs="Calibri"/>
-                <w:sz w:val="20"/>
-                <w:szCs w:val="20"/>
+                <w:sz w:val="19"/>
+                <w:szCs w:val="19"/>
+                <w:highlight w:val="white"/>
+              </w:rPr>
+            </w:pPr>
+            <w:r>
+              <w:rPr>
+                <w:rFonts w:ascii="Calibri" w:eastAsia="Calibri" w:hAnsi="Calibri" w:cs="Calibri"/>
+                <w:sz w:val="19"/>
+                <w:szCs w:val="19"/>
                 <w:highlight w:val="white"/>
               </w:rPr>
               <w:t>- Careful and punctual performance of assigned tasks</w:t>
@@ -1268,16 +1239,16 @@
               <w:spacing w:line="240" w:lineRule="auto"/>
               <w:rPr>
                 <w:rFonts w:ascii="Times New Roman" w:eastAsia="Times New Roman" w:hAnsi="Times New Roman" w:cs="Times New Roman"/>
-                <w:sz w:val="20"/>
-                <w:szCs w:val="20"/>
-                <w:highlight w:val="white"/>
-              </w:rPr>
-            </w:pPr>
-            <w:r>
-              <w:rPr>
-                <w:rFonts w:ascii="Calibri" w:eastAsia="Calibri" w:hAnsi="Calibri" w:cs="Calibri"/>
-                <w:sz w:val="20"/>
-                <w:szCs w:val="20"/>
+                <w:sz w:val="19"/>
+                <w:szCs w:val="19"/>
+                <w:highlight w:val="white"/>
+              </w:rPr>
+            </w:pPr>
+            <w:r>
+              <w:rPr>
+                <w:rFonts w:ascii="Calibri" w:eastAsia="Calibri" w:hAnsi="Calibri" w:cs="Calibri"/>
+                <w:sz w:val="19"/>
+                <w:szCs w:val="19"/>
                 <w:highlight w:val="white"/>
               </w:rPr>
               <w:t>- Collaboration with the team</w:t>
@@ -1288,16 +1259,16 @@
               <w:spacing w:line="240" w:lineRule="auto"/>
               <w:rPr>
                 <w:rFonts w:ascii="Times New Roman" w:eastAsia="Times New Roman" w:hAnsi="Times New Roman" w:cs="Times New Roman"/>
-                <w:sz w:val="20"/>
-                <w:szCs w:val="20"/>
-                <w:highlight w:val="white"/>
-              </w:rPr>
-            </w:pPr>
-            <w:r>
-              <w:rPr>
-                <w:rFonts w:ascii="Calibri" w:eastAsia="Calibri" w:hAnsi="Calibri" w:cs="Calibri"/>
-                <w:sz w:val="20"/>
-                <w:szCs w:val="20"/>
+                <w:sz w:val="19"/>
+                <w:szCs w:val="19"/>
+                <w:highlight w:val="white"/>
+              </w:rPr>
+            </w:pPr>
+            <w:r>
+              <w:rPr>
+                <w:rFonts w:ascii="Calibri" w:eastAsia="Calibri" w:hAnsi="Calibri" w:cs="Calibri"/>
+                <w:sz w:val="19"/>
+                <w:szCs w:val="19"/>
                 <w:highlight w:val="white"/>
               </w:rPr>
               <w:t>- Maintaining a clean and organized workplace</w:t>
@@ -1308,16 +1279,16 @@
               <w:spacing w:line="240" w:lineRule="auto"/>
               <w:rPr>
                 <w:rFonts w:ascii="Times New Roman" w:eastAsia="Times New Roman" w:hAnsi="Times New Roman" w:cs="Times New Roman"/>
-                <w:sz w:val="20"/>
-                <w:szCs w:val="20"/>
-                <w:highlight w:val="white"/>
-              </w:rPr>
-            </w:pPr>
-            <w:r>
-              <w:rPr>
-                <w:rFonts w:ascii="Calibri" w:eastAsia="Calibri" w:hAnsi="Calibri" w:cs="Calibri"/>
-                <w:sz w:val="20"/>
-                <w:szCs w:val="20"/>
+                <w:sz w:val="18"/>
+                <w:szCs w:val="18"/>
+                <w:highlight w:val="white"/>
+              </w:rPr>
+            </w:pPr>
+            <w:r>
+              <w:rPr>
+                <w:rFonts w:ascii="Calibri" w:eastAsia="Calibri" w:hAnsi="Calibri" w:cs="Calibri"/>
+                <w:sz w:val="19"/>
+                <w:szCs w:val="19"/>
                 <w:highlight w:val="white"/>
               </w:rPr>
               <w:t>- Demonstrating a proactive, positive and professional approach to work and assigned tasks</w:t>
@@ -1348,8 +1319,8 @@
                 <w:rFonts w:ascii="Calibri" w:eastAsia="Calibri" w:hAnsi="Calibri" w:cs="Calibri"/>
                 <w:b/>
                 <w:bCs/>
-                <w:sz w:val="20"/>
-                <w:szCs w:val="20"/>
+                <w:sz w:val="18"/>
+                <w:szCs w:val="18"/>
                 <w:highlight w:val="white"/>
               </w:rPr>
             </w:pPr>
@@ -1362,8 +1333,8 @@
                 <w:rFonts w:ascii="Calibri" w:eastAsia="Calibri" w:hAnsi="Calibri" w:cs="Calibri"/>
                 <w:b/>
                 <w:bCs/>
-                <w:sz w:val="20"/>
-                <w:szCs w:val="20"/>
+                <w:sz w:val="19"/>
+                <w:szCs w:val="19"/>
                 <w:highlight w:val="white"/>
               </w:rPr>
             </w:pPr>
@@ -1372,8 +1343,8 @@
                 <w:rFonts w:ascii="Calibri" w:eastAsia="Calibri" w:hAnsi="Calibri" w:cs="Calibri"/>
                 <w:b/>
                 <w:bCs/>
-                <w:sz w:val="20"/>
-                <w:szCs w:val="20"/>
+                <w:sz w:val="19"/>
+                <w:szCs w:val="19"/>
                 <w:highlight w:val="white"/>
               </w:rPr>
               <w:t>Detailed tasks</w:t>
@@ -1384,39 +1355,19 @@
               <w:spacing w:line="240" w:lineRule="auto"/>
               <w:rPr>
                 <w:rFonts w:ascii="Calibri" w:eastAsia="Calibri" w:hAnsi="Calibri" w:cs="Calibri"/>
-                <w:sz w:val="20"/>
-                <w:szCs w:val="20"/>
-                <w:highlight w:val="white"/>
-              </w:rPr>
-            </w:pPr>
-            <w:r>
-              <w:rPr>
-                <w:rFonts w:ascii="Calibri" w:eastAsia="Calibri" w:hAnsi="Calibri" w:cs="Calibri"/>
-                <w:sz w:val="20"/>
-                <w:szCs w:val="20"/>
-                <w:highlight w:val="white"/>
-              </w:rPr>
-              <w:t>{{</w:t>
-            </w:r>
-            <w:proofErr w:type="spellStart"/>
-            <w:r>
-              <w:rPr>
-                <w:rFonts w:ascii="Calibri" w:eastAsia="Calibri" w:hAnsi="Calibri" w:cs="Calibri"/>
-                <w:sz w:val="20"/>
-                <w:szCs w:val="20"/>
-                <w:highlight w:val="white"/>
-              </w:rPr>
-              <w:t>detailed_tasks</w:t>
-            </w:r>
-            <w:proofErr w:type="spellEnd"/>
-            <w:r>
-              <w:rPr>
-                <w:rFonts w:ascii="Calibri" w:eastAsia="Calibri" w:hAnsi="Calibri" w:cs="Calibri"/>
-                <w:sz w:val="20"/>
-                <w:szCs w:val="20"/>
-                <w:highlight w:val="white"/>
-              </w:rPr>
-              <w:t>}}</w:t>
+                <w:sz w:val="18"/>
+                <w:szCs w:val="18"/>
+                <w:highlight w:val="white"/>
+              </w:rPr>
+            </w:pPr>
+            <w:r>
+              <w:rPr>
+                <w:rFonts w:ascii="Calibri" w:eastAsia="Calibri" w:hAnsi="Calibri" w:cs="Calibri"/>
+                <w:sz w:val="19"/>
+                <w:szCs w:val="19"/>
+                <w:highlight w:val="white"/>
+              </w:rPr>
+              <w:t>{{detailed_tasks}}</w:t>
             </w:r>
           </w:p>
         </w:tc>
@@ -1503,8 +1454,8 @@
               <w:spacing w:line="240" w:lineRule="auto"/>
               <w:rPr>
                 <w:rFonts w:ascii="Times New Roman" w:eastAsia="Times New Roman" w:hAnsi="Times New Roman" w:cs="Times New Roman"/>
-                <w:sz w:val="20"/>
-                <w:szCs w:val="20"/>
+                <w:sz w:val="19"/>
+                <w:szCs w:val="19"/>
                 <w:highlight w:val="white"/>
               </w:rPr>
             </w:pPr>
@@ -1513,8 +1464,8 @@
                 <w:rFonts w:ascii="Calibri" w:eastAsia="Calibri" w:hAnsi="Calibri" w:cs="Calibri"/>
                 <w:b/>
                 <w:bCs/>
-                <w:sz w:val="20"/>
-                <w:szCs w:val="20"/>
+                <w:sz w:val="19"/>
+                <w:szCs w:val="19"/>
                 <w:highlight w:val="white"/>
               </w:rPr>
               <w:t>Language skills</w:t>
@@ -1525,16 +1476,16 @@
               <w:spacing w:line="240" w:lineRule="auto"/>
               <w:rPr>
                 <w:rFonts w:ascii="Calibri" w:eastAsia="Calibri" w:hAnsi="Calibri" w:cs="Calibri"/>
-                <w:sz w:val="20"/>
-                <w:szCs w:val="20"/>
-                <w:highlight w:val="white"/>
-              </w:rPr>
-            </w:pPr>
-            <w:r>
-              <w:rPr>
-                <w:rFonts w:ascii="Calibri" w:eastAsia="Calibri" w:hAnsi="Calibri" w:cs="Calibri"/>
-                <w:sz w:val="20"/>
-                <w:szCs w:val="20"/>
+                <w:sz w:val="19"/>
+                <w:szCs w:val="19"/>
+                <w:highlight w:val="white"/>
+              </w:rPr>
+            </w:pPr>
+            <w:r>
+              <w:rPr>
+                <w:rFonts w:ascii="Calibri" w:eastAsia="Calibri" w:hAnsi="Calibri" w:cs="Calibri"/>
+                <w:sz w:val="19"/>
+                <w:szCs w:val="19"/>
                 <w:highlight w:val="white"/>
               </w:rPr>
               <w:t>- Development of the ability to use general and professional English </w:t>
@@ -1545,16 +1496,16 @@
               <w:spacing w:line="240" w:lineRule="auto"/>
               <w:rPr>
                 <w:rFonts w:ascii="Calibri" w:eastAsia="Calibri" w:hAnsi="Calibri" w:cs="Calibri"/>
-                <w:sz w:val="20"/>
-                <w:szCs w:val="20"/>
-                <w:highlight w:val="white"/>
-              </w:rPr>
-            </w:pPr>
-            <w:r>
-              <w:rPr>
-                <w:rFonts w:ascii="Calibri" w:eastAsia="Calibri" w:hAnsi="Calibri" w:cs="Calibri"/>
-                <w:sz w:val="20"/>
-                <w:szCs w:val="20"/>
+                <w:sz w:val="19"/>
+                <w:szCs w:val="19"/>
+                <w:highlight w:val="white"/>
+              </w:rPr>
+            </w:pPr>
+            <w:r>
+              <w:rPr>
+                <w:rFonts w:ascii="Calibri" w:eastAsia="Calibri" w:hAnsi="Calibri" w:cs="Calibri"/>
+                <w:sz w:val="19"/>
+                <w:szCs w:val="19"/>
                 <w:highlight w:val="white"/>
               </w:rPr>
               <w:t>- Acquisition of basic communication skills in Portuguese (sectorial vocabulary and basic phrases of everyday use)</w:t>
@@ -1565,16 +1516,16 @@
               <w:spacing w:line="240" w:lineRule="auto"/>
               <w:rPr>
                 <w:rFonts w:ascii="Times New Roman" w:eastAsia="Times New Roman" w:hAnsi="Times New Roman" w:cs="Times New Roman"/>
-                <w:sz w:val="20"/>
-                <w:szCs w:val="20"/>
-                <w:highlight w:val="white"/>
-              </w:rPr>
-            </w:pPr>
-            <w:r>
-              <w:rPr>
-                <w:rFonts w:ascii="Calibri" w:eastAsia="Calibri" w:hAnsi="Calibri" w:cs="Calibri"/>
-                <w:sz w:val="20"/>
-                <w:szCs w:val="20"/>
+                <w:sz w:val="19"/>
+                <w:szCs w:val="19"/>
+                <w:highlight w:val="white"/>
+              </w:rPr>
+            </w:pPr>
+            <w:r>
+              <w:rPr>
+                <w:rFonts w:ascii="Calibri" w:eastAsia="Calibri" w:hAnsi="Calibri" w:cs="Calibri"/>
+                <w:sz w:val="19"/>
+                <w:szCs w:val="19"/>
                 <w:highlight w:val="white"/>
               </w:rPr>
               <w:t>- Using foreign-language sources of information</w:t>
@@ -1585,8 +1536,8 @@
               <w:spacing w:line="240" w:lineRule="auto"/>
               <w:rPr>
                 <w:rFonts w:ascii="Times New Roman" w:eastAsia="Times New Roman" w:hAnsi="Times New Roman" w:cs="Times New Roman"/>
-                <w:sz w:val="20"/>
-                <w:szCs w:val="20"/>
+                <w:sz w:val="19"/>
+                <w:szCs w:val="19"/>
                 <w:highlight w:val="white"/>
               </w:rPr>
             </w:pPr>
@@ -1595,8 +1546,8 @@
                 <w:rFonts w:ascii="Calibri" w:eastAsia="Calibri" w:hAnsi="Calibri" w:cs="Calibri"/>
                 <w:b/>
                 <w:bCs/>
-                <w:sz w:val="20"/>
-                <w:szCs w:val="20"/>
+                <w:sz w:val="19"/>
+                <w:szCs w:val="19"/>
                 <w:highlight w:val="white"/>
               </w:rPr>
               <w:t>organisational skills</w:t>
@@ -1607,16 +1558,16 @@
               <w:spacing w:line="240" w:lineRule="auto"/>
               <w:rPr>
                 <w:rFonts w:ascii="Times New Roman" w:eastAsia="Times New Roman" w:hAnsi="Times New Roman" w:cs="Times New Roman"/>
-                <w:sz w:val="20"/>
-                <w:szCs w:val="20"/>
-                <w:highlight w:val="white"/>
-              </w:rPr>
-            </w:pPr>
-            <w:r>
-              <w:rPr>
-                <w:rFonts w:ascii="Calibri" w:eastAsia="Calibri" w:hAnsi="Calibri" w:cs="Calibri"/>
-                <w:sz w:val="20"/>
-                <w:szCs w:val="20"/>
+                <w:sz w:val="19"/>
+                <w:szCs w:val="19"/>
+                <w:highlight w:val="white"/>
+              </w:rPr>
+            </w:pPr>
+            <w:r>
+              <w:rPr>
+                <w:rFonts w:ascii="Calibri" w:eastAsia="Calibri" w:hAnsi="Calibri" w:cs="Calibri"/>
+                <w:sz w:val="19"/>
+                <w:szCs w:val="19"/>
                 <w:highlight w:val="white"/>
               </w:rPr>
               <w:t>- Ability to independently organize the workplace</w:t>
@@ -1627,16 +1578,16 @@
               <w:spacing w:line="240" w:lineRule="auto"/>
               <w:rPr>
                 <w:rFonts w:ascii="Times New Roman" w:eastAsia="Times New Roman" w:hAnsi="Times New Roman" w:cs="Times New Roman"/>
-                <w:sz w:val="20"/>
-                <w:szCs w:val="20"/>
-                <w:highlight w:val="white"/>
-              </w:rPr>
-            </w:pPr>
-            <w:r>
-              <w:rPr>
-                <w:rFonts w:ascii="Calibri" w:eastAsia="Calibri" w:hAnsi="Calibri" w:cs="Calibri"/>
-                <w:sz w:val="20"/>
-                <w:szCs w:val="20"/>
+                <w:sz w:val="19"/>
+                <w:szCs w:val="19"/>
+                <w:highlight w:val="white"/>
+              </w:rPr>
+            </w:pPr>
+            <w:r>
+              <w:rPr>
+                <w:rFonts w:ascii="Calibri" w:eastAsia="Calibri" w:hAnsi="Calibri" w:cs="Calibri"/>
+                <w:sz w:val="19"/>
+                <w:szCs w:val="19"/>
                 <w:highlight w:val="white"/>
               </w:rPr>
               <w:t>- Acquired knowledge in the field of organisation of the company's work</w:t>
@@ -1647,16 +1598,16 @@
               <w:spacing w:line="240" w:lineRule="auto"/>
               <w:rPr>
                 <w:rFonts w:ascii="Times New Roman" w:eastAsia="Times New Roman" w:hAnsi="Times New Roman" w:cs="Times New Roman"/>
-                <w:sz w:val="20"/>
-                <w:szCs w:val="20"/>
-                <w:highlight w:val="white"/>
-              </w:rPr>
-            </w:pPr>
-            <w:r>
-              <w:rPr>
-                <w:rFonts w:ascii="Calibri" w:eastAsia="Calibri" w:hAnsi="Calibri" w:cs="Calibri"/>
-                <w:sz w:val="20"/>
-                <w:szCs w:val="20"/>
+                <w:sz w:val="19"/>
+                <w:szCs w:val="19"/>
+                <w:highlight w:val="white"/>
+              </w:rPr>
+            </w:pPr>
+            <w:r>
+              <w:rPr>
+                <w:rFonts w:ascii="Calibri" w:eastAsia="Calibri" w:hAnsi="Calibri" w:cs="Calibri"/>
+                <w:sz w:val="19"/>
+                <w:szCs w:val="19"/>
                 <w:highlight w:val="white"/>
               </w:rPr>
               <w:t>- Ability to effectively manage time and to prioritize assigned tasks</w:t>
@@ -1667,16 +1618,16 @@
               <w:spacing w:line="240" w:lineRule="auto"/>
               <w:rPr>
                 <w:rFonts w:ascii="Times New Roman" w:eastAsia="Times New Roman" w:hAnsi="Times New Roman" w:cs="Times New Roman"/>
-                <w:sz w:val="20"/>
-                <w:szCs w:val="20"/>
-                <w:highlight w:val="white"/>
-              </w:rPr>
-            </w:pPr>
-            <w:r>
-              <w:rPr>
-                <w:rFonts w:ascii="Calibri" w:eastAsia="Calibri" w:hAnsi="Calibri" w:cs="Calibri"/>
-                <w:sz w:val="20"/>
-                <w:szCs w:val="20"/>
+                <w:sz w:val="19"/>
+                <w:szCs w:val="19"/>
+                <w:highlight w:val="white"/>
+              </w:rPr>
+            </w:pPr>
+            <w:r>
+              <w:rPr>
+                <w:rFonts w:ascii="Calibri" w:eastAsia="Calibri" w:hAnsi="Calibri" w:cs="Calibri"/>
+                <w:sz w:val="19"/>
+                <w:szCs w:val="19"/>
                 <w:highlight w:val="white"/>
               </w:rPr>
               <w:t>- Development of the skills of efficient and effective work</w:t>
@@ -1687,8 +1638,8 @@
               <w:spacing w:line="240" w:lineRule="auto"/>
               <w:rPr>
                 <w:rFonts w:ascii="Times New Roman" w:eastAsia="Times New Roman" w:hAnsi="Times New Roman" w:cs="Times New Roman"/>
-                <w:sz w:val="20"/>
-                <w:szCs w:val="20"/>
+                <w:sz w:val="19"/>
+                <w:szCs w:val="19"/>
                 <w:highlight w:val="white"/>
               </w:rPr>
             </w:pPr>
@@ -1697,8 +1648,8 @@
                 <w:rFonts w:ascii="Calibri" w:eastAsia="Calibri" w:hAnsi="Calibri" w:cs="Calibri"/>
                 <w:b/>
                 <w:bCs/>
-                <w:sz w:val="20"/>
-                <w:szCs w:val="20"/>
+                <w:sz w:val="19"/>
+                <w:szCs w:val="19"/>
                 <w:highlight w:val="white"/>
               </w:rPr>
               <w:t>Social skills and competences</w:t>
@@ -1709,16 +1660,16 @@
               <w:spacing w:line="240" w:lineRule="auto"/>
               <w:rPr>
                 <w:rFonts w:ascii="Times New Roman" w:eastAsia="Times New Roman" w:hAnsi="Times New Roman" w:cs="Times New Roman"/>
-                <w:sz w:val="20"/>
-                <w:szCs w:val="20"/>
-                <w:highlight w:val="white"/>
-              </w:rPr>
-            </w:pPr>
-            <w:r>
-              <w:rPr>
-                <w:rFonts w:ascii="Calibri" w:eastAsia="Calibri" w:hAnsi="Calibri" w:cs="Calibri"/>
-                <w:sz w:val="20"/>
-                <w:szCs w:val="20"/>
+                <w:sz w:val="19"/>
+                <w:szCs w:val="19"/>
+                <w:highlight w:val="white"/>
+              </w:rPr>
+            </w:pPr>
+            <w:r>
+              <w:rPr>
+                <w:rFonts w:ascii="Calibri" w:eastAsia="Calibri" w:hAnsi="Calibri" w:cs="Calibri"/>
+                <w:sz w:val="19"/>
+                <w:szCs w:val="19"/>
                 <w:highlight w:val="white"/>
               </w:rPr>
               <w:t>- Development of teamwork skills</w:t>
@@ -1729,16 +1680,16 @@
               <w:spacing w:line="240" w:lineRule="auto"/>
               <w:rPr>
                 <w:rFonts w:ascii="Times New Roman" w:eastAsia="Times New Roman" w:hAnsi="Times New Roman" w:cs="Times New Roman"/>
-                <w:sz w:val="20"/>
-                <w:szCs w:val="20"/>
-                <w:highlight w:val="white"/>
-              </w:rPr>
-            </w:pPr>
-            <w:r>
-              <w:rPr>
-                <w:rFonts w:ascii="Calibri" w:eastAsia="Calibri" w:hAnsi="Calibri" w:cs="Calibri"/>
-                <w:sz w:val="20"/>
-                <w:szCs w:val="20"/>
+                <w:sz w:val="19"/>
+                <w:szCs w:val="19"/>
+                <w:highlight w:val="white"/>
+              </w:rPr>
+            </w:pPr>
+            <w:r>
+              <w:rPr>
+                <w:rFonts w:ascii="Calibri" w:eastAsia="Calibri" w:hAnsi="Calibri" w:cs="Calibri"/>
+                <w:sz w:val="19"/>
+                <w:szCs w:val="19"/>
                 <w:highlight w:val="white"/>
               </w:rPr>
               <w:t>- The ability to deal with conflicts, challenges and problems</w:t>
@@ -1749,16 +1700,16 @@
               <w:spacing w:line="240" w:lineRule="auto"/>
               <w:rPr>
                 <w:rFonts w:ascii="Times New Roman" w:eastAsia="Times New Roman" w:hAnsi="Times New Roman" w:cs="Times New Roman"/>
-                <w:sz w:val="20"/>
-                <w:szCs w:val="20"/>
-                <w:highlight w:val="white"/>
-              </w:rPr>
-            </w:pPr>
-            <w:r>
-              <w:rPr>
-                <w:rFonts w:ascii="Calibri" w:eastAsia="Calibri" w:hAnsi="Calibri" w:cs="Calibri"/>
-                <w:sz w:val="20"/>
-                <w:szCs w:val="20"/>
+                <w:sz w:val="19"/>
+                <w:szCs w:val="19"/>
+                <w:highlight w:val="white"/>
+              </w:rPr>
+            </w:pPr>
+            <w:r>
+              <w:rPr>
+                <w:rFonts w:ascii="Calibri" w:eastAsia="Calibri" w:hAnsi="Calibri" w:cs="Calibri"/>
+                <w:sz w:val="19"/>
+                <w:szCs w:val="19"/>
                 <w:highlight w:val="white"/>
               </w:rPr>
               <w:t>- Ability to cooperate and form professional relationships </w:t>
@@ -1769,16 +1720,16 @@
               <w:spacing w:line="240" w:lineRule="auto"/>
               <w:rPr>
                 <w:rFonts w:ascii="Times New Roman" w:eastAsia="Times New Roman" w:hAnsi="Times New Roman" w:cs="Times New Roman"/>
-                <w:sz w:val="20"/>
-                <w:szCs w:val="20"/>
-                <w:highlight w:val="white"/>
-              </w:rPr>
-            </w:pPr>
-            <w:r>
-              <w:rPr>
-                <w:rFonts w:ascii="Calibri" w:eastAsia="Calibri" w:hAnsi="Calibri" w:cs="Calibri"/>
-                <w:sz w:val="20"/>
-                <w:szCs w:val="20"/>
+                <w:sz w:val="19"/>
+                <w:szCs w:val="19"/>
+                <w:highlight w:val="white"/>
+              </w:rPr>
+            </w:pPr>
+            <w:r>
+              <w:rPr>
+                <w:rFonts w:ascii="Calibri" w:eastAsia="Calibri" w:hAnsi="Calibri" w:cs="Calibri"/>
+                <w:sz w:val="19"/>
+                <w:szCs w:val="19"/>
                 <w:highlight w:val="white"/>
               </w:rPr>
               <w:t>- Boost self-confidence</w:t>
@@ -1789,16 +1740,16 @@
               <w:spacing w:line="240" w:lineRule="auto"/>
               <w:rPr>
                 <w:rFonts w:ascii="Times New Roman" w:eastAsia="Times New Roman" w:hAnsi="Times New Roman" w:cs="Times New Roman"/>
-                <w:sz w:val="20"/>
-                <w:szCs w:val="20"/>
-                <w:highlight w:val="white"/>
-              </w:rPr>
-            </w:pPr>
-            <w:r>
-              <w:rPr>
-                <w:rFonts w:ascii="Calibri" w:eastAsia="Calibri" w:hAnsi="Calibri" w:cs="Calibri"/>
-                <w:sz w:val="20"/>
-                <w:szCs w:val="20"/>
+                <w:sz w:val="19"/>
+                <w:szCs w:val="19"/>
+                <w:highlight w:val="white"/>
+              </w:rPr>
+            </w:pPr>
+            <w:r>
+              <w:rPr>
+                <w:rFonts w:ascii="Calibri" w:eastAsia="Calibri" w:hAnsi="Calibri" w:cs="Calibri"/>
+                <w:sz w:val="19"/>
+                <w:szCs w:val="19"/>
                 <w:highlight w:val="white"/>
               </w:rPr>
               <w:t>- Development of cultural sensitivity and understanding for social differences</w:t>
@@ -1809,8 +1760,8 @@
               <w:spacing w:line="240" w:lineRule="auto"/>
               <w:rPr>
                 <w:rFonts w:ascii="Times New Roman" w:eastAsia="Times New Roman" w:hAnsi="Times New Roman" w:cs="Times New Roman"/>
-                <w:sz w:val="20"/>
-                <w:szCs w:val="20"/>
+                <w:sz w:val="19"/>
+                <w:szCs w:val="19"/>
                 <w:highlight w:val="white"/>
               </w:rPr>
             </w:pPr>
@@ -1819,8 +1770,8 @@
                 <w:rFonts w:ascii="Calibri" w:eastAsia="Calibri" w:hAnsi="Calibri" w:cs="Calibri"/>
                 <w:b/>
                 <w:bCs/>
-                <w:sz w:val="20"/>
-                <w:szCs w:val="20"/>
+                <w:sz w:val="19"/>
+                <w:szCs w:val="19"/>
                 <w:highlight w:val="white"/>
               </w:rPr>
               <w:t>Digital skills</w:t>
@@ -1831,16 +1782,16 @@
               <w:spacing w:line="240" w:lineRule="auto"/>
               <w:rPr>
                 <w:rFonts w:ascii="Calibri" w:eastAsia="Calibri" w:hAnsi="Calibri" w:cs="Calibri"/>
-                <w:sz w:val="20"/>
-                <w:szCs w:val="20"/>
-                <w:highlight w:val="white"/>
-              </w:rPr>
-            </w:pPr>
-            <w:r>
-              <w:rPr>
-                <w:rFonts w:ascii="Calibri" w:eastAsia="Calibri" w:hAnsi="Calibri" w:cs="Calibri"/>
-                <w:sz w:val="20"/>
-                <w:szCs w:val="20"/>
+                <w:sz w:val="19"/>
+                <w:szCs w:val="19"/>
+                <w:highlight w:val="white"/>
+              </w:rPr>
+            </w:pPr>
+            <w:r>
+              <w:rPr>
+                <w:rFonts w:ascii="Calibri" w:eastAsia="Calibri" w:hAnsi="Calibri" w:cs="Calibri"/>
+                <w:sz w:val="19"/>
+                <w:szCs w:val="19"/>
                 <w:highlight w:val="white"/>
               </w:rPr>
               <w:t>- Using online translators and mobile tools to learn foreign languages</w:t>
@@ -1869,8 +1820,8 @@
               <w:ind w:right="362"/>
               <w:rPr>
                 <w:rFonts w:ascii="Times New Roman" w:eastAsia="Times New Roman" w:hAnsi="Times New Roman" w:cs="Times New Roman"/>
-                <w:sz w:val="20"/>
-                <w:szCs w:val="20"/>
+                <w:sz w:val="19"/>
+                <w:szCs w:val="19"/>
                 <w:highlight w:val="white"/>
               </w:rPr>
             </w:pPr>
@@ -1879,8 +1830,8 @@
                 <w:rFonts w:ascii="Calibri" w:eastAsia="Calibri" w:hAnsi="Calibri" w:cs="Calibri"/>
                 <w:b/>
                 <w:bCs/>
-                <w:sz w:val="20"/>
-                <w:szCs w:val="20"/>
+                <w:sz w:val="19"/>
+                <w:szCs w:val="19"/>
                 <w:highlight w:val="white"/>
               </w:rPr>
               <w:t>Job-related knowledge, skills &amp; competences  </w:t>
@@ -1891,47 +1842,27 @@
               <w:spacing w:line="240" w:lineRule="auto"/>
               <w:rPr>
                 <w:rFonts w:ascii="Calibri" w:eastAsia="Calibri" w:hAnsi="Calibri" w:cs="Calibri"/>
-                <w:sz w:val="20"/>
-                <w:szCs w:val="20"/>
-              </w:rPr>
-            </w:pPr>
-            <w:r>
-              <w:rPr>
-                <w:rFonts w:ascii="Calibri" w:eastAsia="Calibri" w:hAnsi="Calibri" w:cs="Calibri"/>
-                <w:sz w:val="20"/>
-                <w:szCs w:val="20"/>
-                <w:highlight w:val="white"/>
-              </w:rPr>
-              <w:t>{{</w:t>
-            </w:r>
-            <w:proofErr w:type="spellStart"/>
-            <w:r>
-              <w:rPr>
-                <w:rFonts w:ascii="Calibri" w:eastAsia="Calibri" w:hAnsi="Calibri" w:cs="Calibri"/>
-                <w:sz w:val="20"/>
-                <w:szCs w:val="20"/>
-                <w:highlight w:val="white"/>
-              </w:rPr>
-              <w:t>job_related_competences</w:t>
-            </w:r>
-            <w:proofErr w:type="spellEnd"/>
-            <w:r>
-              <w:rPr>
-                <w:rFonts w:ascii="Calibri" w:eastAsia="Calibri" w:hAnsi="Calibri" w:cs="Calibri"/>
-                <w:sz w:val="20"/>
-                <w:szCs w:val="20"/>
-                <w:highlight w:val="white"/>
-              </w:rPr>
-              <w:t>}}</w:t>
-            </w:r>
-          </w:p>
-          <w:p>
-            <w:pPr>
-              <w:spacing w:line="240" w:lineRule="auto"/>
-              <w:rPr>
-                <w:rFonts w:ascii="Calibri" w:eastAsia="Calibri" w:hAnsi="Calibri" w:cs="Calibri"/>
-                <w:sz w:val="20"/>
-                <w:szCs w:val="20"/>
+                <w:sz w:val="19"/>
+                <w:szCs w:val="19"/>
+              </w:rPr>
+            </w:pPr>
+            <w:r>
+              <w:rPr>
+                <w:rFonts w:ascii="Calibri" w:eastAsia="Calibri" w:hAnsi="Calibri" w:cs="Calibri"/>
+                <w:sz w:val="19"/>
+                <w:szCs w:val="19"/>
+                <w:highlight w:val="white"/>
+              </w:rPr>
+              <w:t>{{job_related_competences}}</w:t>
+            </w:r>
+          </w:p>
+          <w:p>
+            <w:pPr>
+              <w:spacing w:line="240" w:lineRule="auto"/>
+              <w:rPr>
+                <w:rFonts w:ascii="Calibri" w:eastAsia="Calibri" w:hAnsi="Calibri" w:cs="Calibri"/>
+                <w:sz w:val="19"/>
+                <w:szCs w:val="19"/>
                 <w:highlight w:val="white"/>
               </w:rPr>
             </w:pPr>
@@ -1942,8 +1873,8 @@
               <w:ind w:right="788"/>
               <w:rPr>
                 <w:rFonts w:ascii="Calibri" w:eastAsia="Calibri" w:hAnsi="Calibri" w:cs="Calibri"/>
-                <w:sz w:val="20"/>
-                <w:szCs w:val="20"/>
+                <w:sz w:val="19"/>
+                <w:szCs w:val="19"/>
                 <w:highlight w:val="white"/>
               </w:rPr>
             </w:pPr>

--- a/templates/certificate_template.docx
+++ b/templates/certificate_template.docx
@@ -26,8 +26,8 @@
         <w:spacing w:line="240" w:lineRule="auto"/>
         <w:rPr>
           <w:rFonts w:ascii="Times New Roman" w:eastAsia="Times New Roman" w:hAnsi="Times New Roman" w:cs="Times New Roman"/>
-          <w:sz w:val="16"/>
-          <w:szCs w:val="16"/>
+          <w:sz w:val="8"/>
+          <w:szCs w:val="8"/>
         </w:rPr>
       </w:pPr>
     </w:p>
@@ -83,8 +83,8 @@
           <w:rFonts w:ascii="Calibri" w:eastAsia="Calibri" w:hAnsi="Calibri" w:cs="Calibri"/>
           <w:b/>
           <w:bCs/>
-          <w:sz w:val="36"/>
-          <w:szCs w:val="36"/>
+          <w:sz w:val="24"/>
+          <w:szCs w:val="24"/>
           <w:highlight w:val="white"/>
         </w:rPr>
       </w:pPr>
@@ -286,8 +286,8 @@
         <w:spacing w:line="240" w:lineRule="auto"/>
         <w:rPr>
           <w:rFonts w:ascii="Calibri" w:eastAsia="Calibri" w:hAnsi="Calibri" w:cs="Calibri"/>
-          <w:sz w:val="24"/>
-          <w:szCs w:val="24"/>
+          <w:sz w:val="18"/>
+          <w:szCs w:val="18"/>
           <w:highlight w:val="white"/>
         </w:rPr>
       </w:pPr>
@@ -624,7 +624,6 @@
           <w:p>
             <w:pPr>
               <w:spacing w:line="240" w:lineRule="auto"/>
-              <w:jc w:val="center"/>
               <w:rPr>
                 <w:rFonts w:ascii="Calibri" w:eastAsia="Calibri" w:hAnsi="Calibri" w:cs="Calibri"/>
                 <w:sz w:val="20"/>
@@ -635,18 +634,6 @@
           <w:p>
             <w:pPr>
               <w:spacing w:line="240" w:lineRule="auto"/>
-              <w:jc w:val="center"/>
-              <w:rPr>
-                <w:rFonts w:ascii="Calibri" w:eastAsia="Calibri" w:hAnsi="Calibri" w:cs="Calibri"/>
-                <w:sz w:val="20"/>
-                <w:szCs w:val="20"/>
-              </w:rPr>
-            </w:pPr>
-          </w:p>
-          <w:p>
-            <w:pPr>
-              <w:spacing w:line="240" w:lineRule="auto"/>
-              <w:jc w:val="center"/>
               <w:rPr>
                 <w:rFonts w:ascii="Calibri" w:eastAsia="Calibri" w:hAnsi="Calibri" w:cs="Calibri"/>
                 <w:sz w:val="20"/>
@@ -795,57 +782,6 @@
           </w:p>
         </w:tc>
       </w:tr>
-      <w:tr>
-        <w:trPr>
-          <w:trHeight w:val="439"/>
-        </w:trPr>
-        <w:tc>
-          <w:tcPr>
-            <w:tcW w:w="2865" w:type="dxa"/>
-          </w:tcPr>
-          <w:p>
-            <w:pPr>
-              <w:spacing w:line="240" w:lineRule="auto"/>
-              <w:rPr>
-                <w:rFonts w:ascii="Calibri" w:eastAsia="Calibri" w:hAnsi="Calibri" w:cs="Calibri"/>
-                <w:sz w:val="20"/>
-                <w:szCs w:val="20"/>
-              </w:rPr>
-            </w:pPr>
-          </w:p>
-        </w:tc>
-        <w:tc>
-          <w:tcPr>
-            <w:tcW w:w="3075" w:type="dxa"/>
-          </w:tcPr>
-          <w:p>
-            <w:pPr>
-              <w:spacing w:line="240" w:lineRule="auto"/>
-              <w:rPr>
-                <w:rFonts w:ascii="Calibri" w:eastAsia="Calibri" w:hAnsi="Calibri" w:cs="Calibri"/>
-                <w:sz w:val="20"/>
-                <w:szCs w:val="20"/>
-              </w:rPr>
-            </w:pPr>
-          </w:p>
-        </w:tc>
-        <w:tc>
-          <w:tcPr>
-            <w:tcW w:w="2880" w:type="dxa"/>
-          </w:tcPr>
-          <w:p>
-            <w:pPr>
-              <w:spacing w:line="240" w:lineRule="auto"/>
-              <w:jc w:val="center"/>
-              <w:rPr>
-                <w:rFonts w:ascii="Calibri" w:eastAsia="Calibri" w:hAnsi="Calibri" w:cs="Calibri"/>
-                <w:sz w:val="20"/>
-                <w:szCs w:val="20"/>
-              </w:rPr>
-            </w:pPr>
-          </w:p>
-        </w:tc>
-      </w:tr>
     </w:tbl>
     <w:p>
       <w:pPr>
@@ -867,34 +803,15 @@
           <w:szCs w:val="20"/>
           <w:highlight w:val="white"/>
         </w:rPr>
-        <w:t>Date</w:t>
+        <w:t xml:space="preserve">Date:  </w:t>
       </w:r>
-      <w:proofErr w:type="gramStart"/>
       <w:r>
         <w:rPr>
           <w:rFonts w:ascii="Calibri" w:eastAsia="Calibri" w:hAnsi="Calibri" w:cs="Calibri"/>
           <w:sz w:val="20"/>
           <w:szCs w:val="20"/>
-          <w:highlight w:val="white"/>
-        </w:rPr>
-        <w:t xml:space="preserve">:  </w:t>
-      </w:r>
-      <w:r>
-        <w:rPr>
-          <w:rFonts w:ascii="Calibri" w:eastAsia="Calibri" w:hAnsi="Calibri" w:cs="Calibri"/>
-          <w:sz w:val="20"/>
-          <w:szCs w:val="20"/>
-        </w:rPr>
-        <w:t>{</w:t>
-      </w:r>
-      <w:proofErr w:type="gramEnd"/>
-      <w:r>
-        <w:rPr>
-          <w:rFonts w:ascii="Calibri" w:eastAsia="Calibri" w:hAnsi="Calibri" w:cs="Calibri"/>
-          <w:sz w:val="20"/>
-          <w:szCs w:val="20"/>
-        </w:rPr>
-        <w:t xml:space="preserve">{END}} </w:t>
+        </w:rPr>
+        <w:t xml:space="preserve">{{END}} </w:t>
       </w:r>
       <w:r>
         <w:br w:type="page"/>
